--- a/exemplos/exemplo_relatorio.docx
+++ b/exemplos/exemplo_relatorio.docx
@@ -24,7 +24,7 @@
           <w:color w:val="595959"/>
           <w:sz w:val="20"/>
         </w:rPr>
-        <w:t>Usuário de Exemplo — Emitido em 01/07/2026</w:t>
+        <w:t>Usuário de Exemplo — Emitido em 03/07/2026</w:t>
       </w:r>
     </w:p>
     <w:p>
